--- a/My Assumptions.docx
+++ b/My Assumptions.docx
@@ -191,7 +191,28 @@
         </w:numPr>
       </w:pPr>
       <w:r>
-        <w:t>Academic Title (Title)</w:t>
+        <w:t>Academic Title (Title</w:t>
+      </w:r>
+      <w:r>
+        <w:t xml:space="preserve">: </w:t>
+      </w:r>
+      <w:r>
+        <w:t>Doctor</w:t>
+      </w:r>
+      <w:r>
+        <w:t>/</w:t>
+      </w:r>
+      <w:r>
+        <w:t>Professor</w:t>
+      </w:r>
+      <w:r>
+        <w:t>/</w:t>
+      </w:r>
+      <w:r>
+        <w:t>Emeritus</w:t>
+      </w:r>
+      <w:r>
+        <w:t>)</w:t>
       </w:r>
     </w:p>
     <w:p>
@@ -2647,10 +2668,7 @@
         <w:t xml:space="preserve"> </w:t>
       </w:r>
       <w:r>
-        <w:t>Status</w:t>
-      </w:r>
-      <w:r>
-        <w:t xml:space="preserve"> of </w:t>
+        <w:t xml:space="preserve">Status of </w:t>
       </w:r>
       <w:r>
         <w:rPr>
@@ -2722,10 +2740,7 @@
         <w:t xml:space="preserve">2- </w:t>
       </w:r>
       <w:r>
-        <w:t>Status of</w:t>
-      </w:r>
-      <w:r>
-        <w:t xml:space="preserve"> </w:t>
+        <w:t xml:space="preserve">Status of </w:t>
       </w:r>
       <w:r>
         <w:rPr>
@@ -2750,16 +2765,7 @@
         <w:t xml:space="preserve"> must be ( </w:t>
       </w:r>
       <w:r>
-        <w:t>Acceptable</w:t>
-      </w:r>
-      <w:r>
-        <w:t xml:space="preserve"> or </w:t>
-      </w:r>
-      <w:r>
-        <w:t>Rejected</w:t>
-      </w:r>
-      <w:r>
-        <w:t xml:space="preserve"> depending on the percentage) if percentage&gt;</w:t>
+        <w:t>Acceptable or Rejected depending on the percentage) if percentage&gt;</w:t>
       </w:r>
       <w:r>
         <w:t>20%, it is rejected.</w:t>
@@ -7080,7 +7086,6 @@
   <w:style w:type="character" w:default="1" w:styleId="DefaultParagraphFont">
     <w:name w:val="Default Paragraph Font"/>
     <w:uiPriority w:val="1"/>
-    <w:semiHidden/>
     <w:unhideWhenUsed/>
   </w:style>
   <w:style w:type="table" w:default="1" w:styleId="TableNormal">

--- a/My Assumptions.docx
+++ b/My Assumptions.docx
@@ -260,7 +260,13 @@
         </w:numPr>
       </w:pPr>
       <w:r>
-        <w:t>Title/Topic (Subject)</w:t>
+        <w:t>Title/Topic (Subject</w:t>
+      </w:r>
+      <w:r>
+        <w:t>, must be unique</w:t>
+      </w:r>
+      <w:r>
+        <w:t>)</w:t>
       </w:r>
     </w:p>
     <w:p>
@@ -705,7 +711,31 @@
           <w:szCs w:val="24"/>
           <w14:ligatures w14:val="none"/>
         </w:rPr>
-        <w:t>(1 : N)</w:t>
+        <w:t>(</w:t>
+      </w:r>
+      <w:proofErr w:type="gramStart"/>
+      <w:r>
+        <w:rPr>
+          <w:rFonts w:ascii="Times New Roman" w:eastAsia="Times New Roman" w:hAnsi="Times New Roman" w:cs="Times New Roman"/>
+          <w:b/>
+          <w:bCs/>
+          <w:sz w:val="24"/>
+          <w:szCs w:val="24"/>
+          <w14:ligatures w14:val="none"/>
+        </w:rPr>
+        <w:t>1 :</w:t>
+      </w:r>
+      <w:proofErr w:type="gramEnd"/>
+      <w:r>
+        <w:rPr>
+          <w:rFonts w:ascii="Times New Roman" w:eastAsia="Times New Roman" w:hAnsi="Times New Roman" w:cs="Times New Roman"/>
+          <w:b/>
+          <w:bCs/>
+          <w:sz w:val="24"/>
+          <w:szCs w:val="24"/>
+          <w14:ligatures w14:val="none"/>
+        </w:rPr>
+        <w:t xml:space="preserve"> N)</w:t>
       </w:r>
       <w:r>
         <w:rPr>
@@ -833,7 +863,31 @@
           <w:szCs w:val="24"/>
           <w14:ligatures w14:val="none"/>
         </w:rPr>
-        <w:t>(1 : N)</w:t>
+        <w:t>(</w:t>
+      </w:r>
+      <w:proofErr w:type="gramStart"/>
+      <w:r>
+        <w:rPr>
+          <w:rFonts w:ascii="Times New Roman" w:eastAsia="Times New Roman" w:hAnsi="Times New Roman" w:cs="Times New Roman"/>
+          <w:b/>
+          <w:bCs/>
+          <w:sz w:val="24"/>
+          <w:szCs w:val="24"/>
+          <w14:ligatures w14:val="none"/>
+        </w:rPr>
+        <w:t>1 :</w:t>
+      </w:r>
+      <w:proofErr w:type="gramEnd"/>
+      <w:r>
+        <w:rPr>
+          <w:rFonts w:ascii="Times New Roman" w:eastAsia="Times New Roman" w:hAnsi="Times New Roman" w:cs="Times New Roman"/>
+          <w:b/>
+          <w:bCs/>
+          <w:sz w:val="24"/>
+          <w:szCs w:val="24"/>
+          <w14:ligatures w14:val="none"/>
+        </w:rPr>
+        <w:t xml:space="preserve"> N)</w:t>
       </w:r>
       <w:r>
         <w:rPr>
@@ -961,7 +1015,31 @@
           <w:szCs w:val="24"/>
           <w14:ligatures w14:val="none"/>
         </w:rPr>
-        <w:t>(1 : N)</w:t>
+        <w:t>(</w:t>
+      </w:r>
+      <w:proofErr w:type="gramStart"/>
+      <w:r>
+        <w:rPr>
+          <w:rFonts w:ascii="Times New Roman" w:eastAsia="Times New Roman" w:hAnsi="Times New Roman" w:cs="Times New Roman"/>
+          <w:b/>
+          <w:bCs/>
+          <w:sz w:val="24"/>
+          <w:szCs w:val="24"/>
+          <w14:ligatures w14:val="none"/>
+        </w:rPr>
+        <w:t>1 :</w:t>
+      </w:r>
+      <w:proofErr w:type="gramEnd"/>
+      <w:r>
+        <w:rPr>
+          <w:rFonts w:ascii="Times New Roman" w:eastAsia="Times New Roman" w:hAnsi="Times New Roman" w:cs="Times New Roman"/>
+          <w:b/>
+          <w:bCs/>
+          <w:sz w:val="24"/>
+          <w:szCs w:val="24"/>
+          <w14:ligatures w14:val="none"/>
+        </w:rPr>
+        <w:t xml:space="preserve"> N)</w:t>
       </w:r>
       <w:r>
         <w:rPr>
@@ -1089,7 +1167,31 @@
           <w:szCs w:val="24"/>
           <w14:ligatures w14:val="none"/>
         </w:rPr>
-        <w:t>(1 : N)</w:t>
+        <w:t>(</w:t>
+      </w:r>
+      <w:proofErr w:type="gramStart"/>
+      <w:r>
+        <w:rPr>
+          <w:rFonts w:ascii="Times New Roman" w:eastAsia="Times New Roman" w:hAnsi="Times New Roman" w:cs="Times New Roman"/>
+          <w:b/>
+          <w:bCs/>
+          <w:sz w:val="24"/>
+          <w:szCs w:val="24"/>
+          <w14:ligatures w14:val="none"/>
+        </w:rPr>
+        <w:t>1 :</w:t>
+      </w:r>
+      <w:proofErr w:type="gramEnd"/>
+      <w:r>
+        <w:rPr>
+          <w:rFonts w:ascii="Times New Roman" w:eastAsia="Times New Roman" w:hAnsi="Times New Roman" w:cs="Times New Roman"/>
+          <w:b/>
+          <w:bCs/>
+          <w:sz w:val="24"/>
+          <w:szCs w:val="24"/>
+          <w14:ligatures w14:val="none"/>
+        </w:rPr>
+        <w:t xml:space="preserve"> N)</w:t>
       </w:r>
       <w:r>
         <w:rPr>
@@ -1233,7 +1335,31 @@
           <w:szCs w:val="24"/>
           <w14:ligatures w14:val="none"/>
         </w:rPr>
-        <w:t>(1 : N)</w:t>
+        <w:t>(</w:t>
+      </w:r>
+      <w:proofErr w:type="gramStart"/>
+      <w:r>
+        <w:rPr>
+          <w:rFonts w:ascii="Times New Roman" w:eastAsia="Times New Roman" w:hAnsi="Times New Roman" w:cs="Times New Roman"/>
+          <w:b/>
+          <w:bCs/>
+          <w:sz w:val="24"/>
+          <w:szCs w:val="24"/>
+          <w14:ligatures w14:val="none"/>
+        </w:rPr>
+        <w:t>1 :</w:t>
+      </w:r>
+      <w:proofErr w:type="gramEnd"/>
+      <w:r>
+        <w:rPr>
+          <w:rFonts w:ascii="Times New Roman" w:eastAsia="Times New Roman" w:hAnsi="Times New Roman" w:cs="Times New Roman"/>
+          <w:b/>
+          <w:bCs/>
+          <w:sz w:val="24"/>
+          <w:szCs w:val="24"/>
+          <w14:ligatures w14:val="none"/>
+        </w:rPr>
+        <w:t xml:space="preserve"> N)</w:t>
       </w:r>
       <w:r>
         <w:rPr>
@@ -1361,7 +1487,31 @@
           <w:szCs w:val="24"/>
           <w14:ligatures w14:val="none"/>
         </w:rPr>
-        <w:t>(1 : N)</w:t>
+        <w:t>(</w:t>
+      </w:r>
+      <w:proofErr w:type="gramStart"/>
+      <w:r>
+        <w:rPr>
+          <w:rFonts w:ascii="Times New Roman" w:eastAsia="Times New Roman" w:hAnsi="Times New Roman" w:cs="Times New Roman"/>
+          <w:b/>
+          <w:bCs/>
+          <w:sz w:val="24"/>
+          <w:szCs w:val="24"/>
+          <w14:ligatures w14:val="none"/>
+        </w:rPr>
+        <w:t>1 :</w:t>
+      </w:r>
+      <w:proofErr w:type="gramEnd"/>
+      <w:r>
+        <w:rPr>
+          <w:rFonts w:ascii="Times New Roman" w:eastAsia="Times New Roman" w:hAnsi="Times New Roman" w:cs="Times New Roman"/>
+          <w:b/>
+          <w:bCs/>
+          <w:sz w:val="24"/>
+          <w:szCs w:val="24"/>
+          <w14:ligatures w14:val="none"/>
+        </w:rPr>
+        <w:t xml:space="preserve"> N)</w:t>
       </w:r>
       <w:r>
         <w:rPr>
@@ -1444,7 +1594,27 @@
           <w:szCs w:val="24"/>
           <w14:ligatures w14:val="none"/>
         </w:rPr>
-        <w:t xml:space="preserve">A thesis have one embargo period. </w:t>
+        <w:t xml:space="preserve">A thesis </w:t>
+      </w:r>
+      <w:proofErr w:type="gramStart"/>
+      <w:r>
+        <w:rPr>
+          <w:rFonts w:ascii="Times New Roman" w:eastAsia="Times New Roman" w:hAnsi="Times New Roman" w:cs="Times New Roman"/>
+          <w:sz w:val="24"/>
+          <w:szCs w:val="24"/>
+          <w14:ligatures w14:val="none"/>
+        </w:rPr>
+        <w:t>have</w:t>
+      </w:r>
+      <w:proofErr w:type="gramEnd"/>
+      <w:r>
+        <w:rPr>
+          <w:rFonts w:ascii="Times New Roman" w:eastAsia="Times New Roman" w:hAnsi="Times New Roman" w:cs="Times New Roman"/>
+          <w:sz w:val="24"/>
+          <w:szCs w:val="24"/>
+          <w14:ligatures w14:val="none"/>
+        </w:rPr>
+        <w:t xml:space="preserve"> one embargo period. </w:t>
       </w:r>
     </w:p>
     <w:p>
@@ -1489,7 +1659,31 @@
           <w:szCs w:val="24"/>
           <w14:ligatures w14:val="none"/>
         </w:rPr>
-        <w:t>(1 : 1)</w:t>
+        <w:t>(</w:t>
+      </w:r>
+      <w:proofErr w:type="gramStart"/>
+      <w:r>
+        <w:rPr>
+          <w:rFonts w:ascii="Times New Roman" w:eastAsia="Times New Roman" w:hAnsi="Times New Roman" w:cs="Times New Roman"/>
+          <w:b/>
+          <w:bCs/>
+          <w:sz w:val="24"/>
+          <w:szCs w:val="24"/>
+          <w14:ligatures w14:val="none"/>
+        </w:rPr>
+        <w:t>1 :</w:t>
+      </w:r>
+      <w:proofErr w:type="gramEnd"/>
+      <w:r>
+        <w:rPr>
+          <w:rFonts w:ascii="Times New Roman" w:eastAsia="Times New Roman" w:hAnsi="Times New Roman" w:cs="Times New Roman"/>
+          <w:b/>
+          <w:bCs/>
+          <w:sz w:val="24"/>
+          <w:szCs w:val="24"/>
+          <w14:ligatures w14:val="none"/>
+        </w:rPr>
+        <w:t xml:space="preserve"> 1)</w:t>
       </w:r>
       <w:r>
         <w:rPr>
@@ -1617,7 +1811,31 @@
           <w:szCs w:val="24"/>
           <w14:ligatures w14:val="none"/>
         </w:rPr>
-        <w:t>(1 : N)</w:t>
+        <w:t>(</w:t>
+      </w:r>
+      <w:proofErr w:type="gramStart"/>
+      <w:r>
+        <w:rPr>
+          <w:rFonts w:ascii="Times New Roman" w:eastAsia="Times New Roman" w:hAnsi="Times New Roman" w:cs="Times New Roman"/>
+          <w:b/>
+          <w:bCs/>
+          <w:sz w:val="24"/>
+          <w:szCs w:val="24"/>
+          <w14:ligatures w14:val="none"/>
+        </w:rPr>
+        <w:t>1 :</w:t>
+      </w:r>
+      <w:proofErr w:type="gramEnd"/>
+      <w:r>
+        <w:rPr>
+          <w:rFonts w:ascii="Times New Roman" w:eastAsia="Times New Roman" w:hAnsi="Times New Roman" w:cs="Times New Roman"/>
+          <w:b/>
+          <w:bCs/>
+          <w:sz w:val="24"/>
+          <w:szCs w:val="24"/>
+          <w14:ligatures w14:val="none"/>
+        </w:rPr>
+        <w:t xml:space="preserve"> N)</w:t>
       </w:r>
       <w:r>
         <w:rPr>
@@ -1937,16 +2155,29 @@
           <w14:ligatures w14:val="none"/>
         </w:rPr>
       </w:pPr>
-      <w:r>
-        <w:rPr>
-          <w:rFonts w:ascii="Times New Roman" w:eastAsia="Times New Roman" w:hAnsi="Times New Roman" w:cs="Times New Roman"/>
-          <w:b/>
-          <w:bCs/>
-          <w:sz w:val="24"/>
-          <w:szCs w:val="24"/>
-          <w14:ligatures w14:val="none"/>
-        </w:rPr>
-        <w:t>Student has total participation</w:t>
+      <w:proofErr w:type="gramStart"/>
+      <w:r>
+        <w:rPr>
+          <w:rFonts w:ascii="Times New Roman" w:eastAsia="Times New Roman" w:hAnsi="Times New Roman" w:cs="Times New Roman"/>
+          <w:b/>
+          <w:bCs/>
+          <w:sz w:val="24"/>
+          <w:szCs w:val="24"/>
+          <w14:ligatures w14:val="none"/>
+        </w:rPr>
+        <w:t>Student has</w:t>
+      </w:r>
+      <w:proofErr w:type="gramEnd"/>
+      <w:r>
+        <w:rPr>
+          <w:rFonts w:ascii="Times New Roman" w:eastAsia="Times New Roman" w:hAnsi="Times New Roman" w:cs="Times New Roman"/>
+          <w:b/>
+          <w:bCs/>
+          <w:sz w:val="24"/>
+          <w:szCs w:val="24"/>
+          <w14:ligatures w14:val="none"/>
+        </w:rPr>
+        <w:t xml:space="preserve"> total participation</w:t>
       </w:r>
       <w:r>
         <w:rPr>
@@ -2336,16 +2567,29 @@
           <w14:ligatures w14:val="none"/>
         </w:rPr>
       </w:pPr>
-      <w:r>
-        <w:rPr>
-          <w:rFonts w:ascii="Times New Roman" w:eastAsia="Times New Roman" w:hAnsi="Times New Roman" w:cs="Times New Roman"/>
-          <w:b/>
-          <w:bCs/>
-          <w:sz w:val="24"/>
-          <w:szCs w:val="24"/>
-          <w14:ligatures w14:val="none"/>
-        </w:rPr>
-        <w:t>Student has partial participation</w:t>
+      <w:proofErr w:type="gramStart"/>
+      <w:r>
+        <w:rPr>
+          <w:rFonts w:ascii="Times New Roman" w:eastAsia="Times New Roman" w:hAnsi="Times New Roman" w:cs="Times New Roman"/>
+          <w:b/>
+          <w:bCs/>
+          <w:sz w:val="24"/>
+          <w:szCs w:val="24"/>
+          <w14:ligatures w14:val="none"/>
+        </w:rPr>
+        <w:t>Student has</w:t>
+      </w:r>
+      <w:proofErr w:type="gramEnd"/>
+      <w:r>
+        <w:rPr>
+          <w:rFonts w:ascii="Times New Roman" w:eastAsia="Times New Roman" w:hAnsi="Times New Roman" w:cs="Times New Roman"/>
+          <w:b/>
+          <w:bCs/>
+          <w:sz w:val="24"/>
+          <w:szCs w:val="24"/>
+          <w14:ligatures w14:val="none"/>
+        </w:rPr>
+        <w:t xml:space="preserve"> partial participation</w:t>
       </w:r>
       <w:r>
         <w:rPr>
@@ -2421,16 +2665,29 @@
           <w14:ligatures w14:val="none"/>
         </w:rPr>
       </w:pPr>
-      <w:r>
-        <w:rPr>
-          <w:rFonts w:ascii="Times New Roman" w:eastAsia="Times New Roman" w:hAnsi="Times New Roman" w:cs="Times New Roman"/>
-          <w:b/>
-          <w:bCs/>
-          <w:sz w:val="24"/>
-          <w:szCs w:val="24"/>
-          <w14:ligatures w14:val="none"/>
-        </w:rPr>
-        <w:t>Embargo has total participation</w:t>
+      <w:proofErr w:type="gramStart"/>
+      <w:r>
+        <w:rPr>
+          <w:rFonts w:ascii="Times New Roman" w:eastAsia="Times New Roman" w:hAnsi="Times New Roman" w:cs="Times New Roman"/>
+          <w:b/>
+          <w:bCs/>
+          <w:sz w:val="24"/>
+          <w:szCs w:val="24"/>
+          <w14:ligatures w14:val="none"/>
+        </w:rPr>
+        <w:t>Embargo has</w:t>
+      </w:r>
+      <w:proofErr w:type="gramEnd"/>
+      <w:r>
+        <w:rPr>
+          <w:rFonts w:ascii="Times New Roman" w:eastAsia="Times New Roman" w:hAnsi="Times New Roman" w:cs="Times New Roman"/>
+          <w:b/>
+          <w:bCs/>
+          <w:sz w:val="24"/>
+          <w:szCs w:val="24"/>
+          <w14:ligatures w14:val="none"/>
+        </w:rPr>
+        <w:t xml:space="preserve"> total participation</w:t>
       </w:r>
       <w:r>
         <w:rPr>
@@ -2721,7 +2978,27 @@
           <w:szCs w:val="27"/>
           <w14:ligatures w14:val="none"/>
         </w:rPr>
-        <w:t>if end date is in the past it is expired otherwise it is active.</w:t>
+        <w:t xml:space="preserve">if end date is in the </w:t>
+      </w:r>
+      <w:proofErr w:type="gramStart"/>
+      <w:r>
+        <w:rPr>
+          <w:rFonts w:ascii="Times New Roman" w:eastAsia="Times New Roman" w:hAnsi="Times New Roman" w:cs="Times New Roman"/>
+          <w:sz w:val="27"/>
+          <w:szCs w:val="27"/>
+          <w14:ligatures w14:val="none"/>
+        </w:rPr>
+        <w:t>past</w:t>
+      </w:r>
+      <w:proofErr w:type="gramEnd"/>
+      <w:r>
+        <w:rPr>
+          <w:rFonts w:ascii="Times New Roman" w:eastAsia="Times New Roman" w:hAnsi="Times New Roman" w:cs="Times New Roman"/>
+          <w:sz w:val="27"/>
+          <w:szCs w:val="27"/>
+          <w14:ligatures w14:val="none"/>
+        </w:rPr>
+        <w:t xml:space="preserve"> it is expired otherwise it is active.</w:t>
       </w:r>
     </w:p>
     <w:p>
@@ -2762,10 +3039,26 @@
           <w:szCs w:val="27"/>
           <w14:ligatures w14:val="none"/>
         </w:rPr>
-        <w:t xml:space="preserve"> must be ( </w:t>
-      </w:r>
-      <w:r>
-        <w:t>Acceptable or Rejected depending on the percentage) if percentage&gt;</w:t>
+        <w:t xml:space="preserve"> must be </w:t>
+      </w:r>
+      <w:proofErr w:type="gramStart"/>
+      <w:r>
+        <w:rPr>
+          <w:rFonts w:ascii="Times New Roman" w:eastAsia="Times New Roman" w:hAnsi="Times New Roman" w:cs="Times New Roman"/>
+          <w:b/>
+          <w:bCs/>
+          <w:sz w:val="27"/>
+          <w:szCs w:val="27"/>
+          <w14:ligatures w14:val="none"/>
+        </w:rPr>
+        <w:t xml:space="preserve">( </w:t>
+      </w:r>
+      <w:r>
+        <w:t>Acceptable</w:t>
+      </w:r>
+      <w:proofErr w:type="gramEnd"/>
+      <w:r>
+        <w:t xml:space="preserve"> or Rejected depending on the percentage) if percentage&gt;</w:t>
       </w:r>
       <w:r>
         <w:t>20%, it is rejected.</w:t>
@@ -2804,7 +3097,30 @@
           <w:sz w:val="27"/>
           <w:szCs w:val="27"/>
         </w:rPr>
-        <w:t>approval_status must be recorded based on the relationship between advisor and thesis.</w:t>
+        <w:t xml:space="preserve">approval_status must be recorded based on the relationship between advisor and </w:t>
+      </w:r>
+      <w:proofErr w:type="gramStart"/>
+      <w:r>
+        <w:rPr>
+          <w:sz w:val="27"/>
+          <w:szCs w:val="27"/>
+        </w:rPr>
+        <w:t>thesis.</w:t>
+      </w:r>
+      <w:r>
+        <w:rPr>
+          <w:sz w:val="27"/>
+          <w:szCs w:val="27"/>
+        </w:rPr>
+        <w:t>(</w:t>
+      </w:r>
+      <w:proofErr w:type="gramEnd"/>
+      <w:r>
+        <w:rPr>
+          <w:sz w:val="27"/>
+          <w:szCs w:val="27"/>
+        </w:rPr>
+        <w:t>yes or no or not yet)</w:t>
       </w:r>
     </w:p>
     <w:p>
@@ -7086,6 +7402,7 @@
   <w:style w:type="character" w:default="1" w:styleId="DefaultParagraphFont">
     <w:name w:val="Default Paragraph Font"/>
     <w:uiPriority w:val="1"/>
+    <w:semiHidden/>
     <w:unhideWhenUsed/>
   </w:style>
   <w:style w:type="table" w:default="1" w:styleId="TableNormal">
